--- a/lessons/1-1-group2/homework.docx
+++ b/lessons/1-1-group2/homework.docx
@@ -115,7 +115,7 @@
           <wp:inline distT="0" distB="0" distL="0" distR="0">
             <wp:extent cx="1047750" cy="790575"/>
             <wp:effectExtent t="0" r="0" b="0" l="0"/>
-            <wp:docPr id="1" name="" descr="" title=""/>
+            <wp:docPr id="1" name="doer of math" descr="Picture illustrating the vocabulary word &quot;doer of math&quot;" title="doer of math"/>
             <wp:cNvGraphicFramePr>
               <a:graphicFrameLocks xmlns:a="http://schemas.openxmlformats.org/drawingml/2006/main" noChangeAspect="1"/>
             </wp:cNvGraphicFramePr>
@@ -178,7 +178,7 @@
           <wp:inline distT="0" distB="0" distL="0" distR="0">
             <wp:extent cx="1047750" cy="790575"/>
             <wp:effectExtent t="0" r="0" b="0" l="0"/>
-            <wp:docPr id="1" name="" descr="" title=""/>
+            <wp:docPr id="1" name="math story" descr="Picture illustrating the vocabulary word &quot;math story&quot;" title="math story"/>
             <wp:cNvGraphicFramePr>
               <a:graphicFrameLocks xmlns:a="http://schemas.openxmlformats.org/drawingml/2006/main" noChangeAspect="1"/>
             </wp:cNvGraphicFramePr>
@@ -241,7 +241,7 @@
           <wp:inline distT="0" distB="0" distL="0" distR="0">
             <wp:extent cx="1047750" cy="790575"/>
             <wp:effectExtent t="0" r="0" b="0" l="0"/>
-            <wp:docPr id="1" name="" descr="" title=""/>
+            <wp:docPr id="1" name="strength" descr="Picture illustrating the vocabulary word &quot;strength&quot;" title="strength"/>
             <wp:cNvGraphicFramePr>
               <a:graphicFrameLocks xmlns:a="http://schemas.openxmlformats.org/drawingml/2006/main" noChangeAspect="1"/>
             </wp:cNvGraphicFramePr>
@@ -304,7 +304,7 @@
           <wp:inline distT="0" distB="0" distL="0" distR="0">
             <wp:extent cx="1047750" cy="790575"/>
             <wp:effectExtent t="0" r="0" b="0" l="0"/>
-            <wp:docPr id="1" name="" descr="" title=""/>
+            <wp:docPr id="1" name="decompose" descr="Picture illustrating the vocabulary word &quot;decompose&quot;" title="decompose"/>
             <wp:cNvGraphicFramePr>
               <a:graphicFrameLocks xmlns:a="http://schemas.openxmlformats.org/drawingml/2006/main" noChangeAspect="1"/>
             </wp:cNvGraphicFramePr>
@@ -367,7 +367,7 @@
           <wp:inline distT="0" distB="0" distL="0" distR="0">
             <wp:extent cx="1047750" cy="790575"/>
             <wp:effectExtent t="0" r="0" b="0" l="0"/>
-            <wp:docPr id="1" name="" descr="" title=""/>
+            <wp:docPr id="1" name="estimate" descr="Picture illustrating the vocabulary word &quot;estimate&quot;" title="estimate"/>
             <wp:cNvGraphicFramePr>
               <a:graphicFrameLocks xmlns:a="http://schemas.openxmlformats.org/drawingml/2006/main" noChangeAspect="1"/>
             </wp:cNvGraphicFramePr>
@@ -461,23 +461,23 @@
         <w:spacing w:after="40" w:before="0"/>
       </w:pPr>
       <w:r>
-        <w:t xml:space="preserve">     A. Dev's — it is below the exact 92, so it will not promise the operator more room than the wheel has</w:t>
-      </w:r>
-    </w:p>
-    <w:p>
-      <w:pPr>
-        <w:spacing w:after="40" w:before="0"/>
-      </w:pPr>
-      <w:r>
-        <w:t xml:space="preserve">     B. Priya's — a bigger estimate is always the safer one to plan with</w:t>
-      </w:r>
-    </w:p>
-    <w:p>
-      <w:pPr>
-        <w:spacing w:after="40" w:before="0"/>
-      </w:pPr>
-      <w:r>
-        <w:t xml:space="preserve">     C. Neither — only the exact answer 92 can be used for a decision</w:t>
+        <w:t xml:space="preserve">     A. Priya's — a bigger estimate is always the safer one to plan with</w:t>
+      </w:r>
+    </w:p>
+    <w:p>
+      <w:pPr>
+        <w:spacing w:after="40" w:before="0"/>
+      </w:pPr>
+      <w:r>
+        <w:t xml:space="preserve">     B. Neither — only the exact answer 92 can be used for a decision</w:t>
+      </w:r>
+    </w:p>
+    <w:p>
+      <w:pPr>
+        <w:spacing w:after="40" w:before="0"/>
+      </w:pPr>
+      <w:r>
+        <w:t xml:space="preserve">     C. Dev's — it is below the exact 92, so it will not promise the operator more room than the wheel has</w:t>
       </w:r>
     </w:p>
     <w:p>
@@ -516,31 +516,31 @@
         <w:spacing w:after="40" w:before="0"/>
       </w:pPr>
       <w:r>
-        <w:t xml:space="preserve">     A. Always — each factor got bigger, so the product cannot get smaller</w:t>
-      </w:r>
-    </w:p>
-    <w:p>
-      <w:pPr>
-        <w:spacing w:after="40" w:before="0"/>
-      </w:pPr>
-      <w:r>
-        <w:t xml:space="preserve">     B. Sometimes — it depends which number you round first</w:t>
-      </w:r>
-    </w:p>
-    <w:p>
-      <w:pPr>
-        <w:spacing w:after="40" w:before="0"/>
-      </w:pPr>
-      <w:r>
-        <w:t xml:space="preserve">     C. Sometimes — it fails when the two numbers are close together</w:t>
-      </w:r>
-    </w:p>
-    <w:p>
-      <w:pPr>
-        <w:spacing w:after="40" w:before="0"/>
-      </w:pPr>
-      <w:r>
-        <w:t xml:space="preserve">     D. Never — rounding up changes the answer unpredictably</w:t>
+        <w:t xml:space="preserve">     A. Sometimes — it depends which number you round first</w:t>
+      </w:r>
+    </w:p>
+    <w:p>
+      <w:pPr>
+        <w:spacing w:after="40" w:before="0"/>
+      </w:pPr>
+      <w:r>
+        <w:t xml:space="preserve">     B. Sometimes — it fails when the two numbers are close together</w:t>
+      </w:r>
+    </w:p>
+    <w:p>
+      <w:pPr>
+        <w:spacing w:after="40" w:before="0"/>
+      </w:pPr>
+      <w:r>
+        <w:t xml:space="preserve">     C. Never — rounding up changes the answer unpredictably</w:t>
+      </w:r>
+    </w:p>
+    <w:p>
+      <w:pPr>
+        <w:spacing w:after="40" w:before="0"/>
+      </w:pPr>
+      <w:r>
+        <w:t xml:space="preserve">     D. Always — each factor got bigger, so the product cannot get smaller</w:t>
       </w:r>
     </w:p>
     <w:p>
@@ -563,7 +563,7 @@
           <w:b/>
           <w:bCs/>
         </w:rPr>
-        <w:t xml:space="preserve">3. </w:t>
+        <w:t xml:space="preserve">3. The wheel has 23 cars holding about 4 riders each. Write an estimate that is deliberately a little LOW, and say how you made it low on purpose. Then say when a low estimate would be the responsible one to give.</w:t>
       </w:r>
     </w:p>
     <w:p>
@@ -627,31 +627,31 @@
         <w:spacing w:after="40" w:before="0"/>
       </w:pPr>
       <w:r>
-        <w:t xml:space="preserve">     A. 39.25 × 2</w:t>
-      </w:r>
-    </w:p>
-    <w:p>
-      <w:pPr>
-        <w:spacing w:after="40" w:before="0"/>
-      </w:pPr>
-      <w:r>
-        <w:t xml:space="preserve">     B. 39.25 × 3</w:t>
-      </w:r>
-    </w:p>
-    <w:p>
-      <w:pPr>
-        <w:spacing w:after="40" w:before="0"/>
-      </w:pPr>
-      <w:r>
-        <w:t xml:space="preserve">     C. 78.5 × 2</w:t>
-      </w:r>
-    </w:p>
-    <w:p>
-      <w:pPr>
-        <w:spacing w:after="40" w:before="0"/>
-      </w:pPr>
-      <w:r>
-        <w:t xml:space="preserve">     D. 39 × 2</w:t>
+        <w:t xml:space="preserve">     A. 39 × 2</w:t>
+      </w:r>
+    </w:p>
+    <w:p>
+      <w:pPr>
+        <w:spacing w:after="40" w:before="0"/>
+      </w:pPr>
+      <w:r>
+        <w:t xml:space="preserve">     B. 39.25 × 2</w:t>
+      </w:r>
+    </w:p>
+    <w:p>
+      <w:pPr>
+        <w:spacing w:after="40" w:before="0"/>
+      </w:pPr>
+      <w:r>
+        <w:t xml:space="preserve">     C. 39.25 × 3</w:t>
+      </w:r>
+    </w:p>
+    <w:p>
+      <w:pPr>
+        <w:spacing w:after="40" w:before="0"/>
+      </w:pPr>
+      <w:r>
+        <w:t xml:space="preserve">     D. 78.5 × 2</w:t>
       </w:r>
     </w:p>
     <w:p>
@@ -682,7 +682,7 @@
         <w:spacing w:after="40" w:before="0"/>
       </w:pPr>
       <w:r>
-        <w:t xml:space="preserve">     A. About 468</w:t>
+        <w:t xml:space="preserve">     A. About 13</w:t>
       </w:r>
     </w:p>
     <w:p>
@@ -698,7 +698,7 @@
         <w:spacing w:after="40" w:before="0"/>
       </w:pPr>
       <w:r>
-        <w:t xml:space="preserve">     C. About 13</w:t>
+        <w:t xml:space="preserve">     C. About 468</w:t>
       </w:r>
     </w:p>
     <w:p>
@@ -729,7 +729,7 @@
           <w:b/>
           <w:bCs/>
         </w:rPr>
-        <w:t xml:space="preserve">6. </w:t>
+        <w:t xml:space="preserve">6. Describe three different situations where you use math in your life. Say how the math is the SAME in each one.</w:t>
       </w:r>
     </w:p>
     <w:p>
@@ -763,61 +763,6 @@
           <w:color w:val="BBBBBB"/>
         </w:rPr>
         <w:t xml:space="preserve">______________________________________________________________________</w:t>
-      </w:r>
-    </w:p>
-    <w:p>
-      <w:pPr>
-        <w:spacing w:after="60" w:before="120"/>
-      </w:pPr>
-      <w:r>
-        <w:rPr>
-          <w:color w:val="BBBBBB"/>
-        </w:rPr>
-        <w:t xml:space="preserve">______________________________________________________________________</w:t>
-      </w:r>
-    </w:p>
-    <w:p>
-      <w:pPr>
-        <w:spacing w:after="80" w:before="0"/>
-      </w:pPr>
-      <w:r>
-        <w:rPr>
-          <w:b/>
-          <w:bCs/>
-        </w:rPr>
-        <w:t xml:space="preserve">7. Which statement matches this lesson's big idea?</w:t>
-      </w:r>
-    </w:p>
-    <w:p>
-      <w:pPr>
-        <w:spacing w:after="40" w:before="0"/>
-      </w:pPr>
-      <w:r>
-        <w:t xml:space="preserve">     A. Everyone is a doer of math, and we do it in different ways</w:t>
-      </w:r>
-    </w:p>
-    <w:p>
-      <w:pPr>
-        <w:spacing w:after="40" w:before="0"/>
-      </w:pPr>
-      <w:r>
-        <w:t xml:space="preserve">     B. Only people who are fast at math are doers of math</w:t>
-      </w:r>
-    </w:p>
-    <w:p>
-      <w:pPr>
-        <w:spacing w:after="40" w:before="0"/>
-      </w:pPr>
-      <w:r>
-        <w:t xml:space="preserve">     C. Math only counts when it happens in a classroom</w:t>
-      </w:r>
-    </w:p>
-    <w:p>
-      <w:pPr>
-        <w:spacing w:after="40" w:before="0"/>
-      </w:pPr>
-      <w:r>
-        <w:t xml:space="preserve">     D. There is one right way to think about a math problem</w:t>
       </w:r>
     </w:p>
     <w:p>
@@ -858,7 +803,7 @@
           <w:b/>
           <w:bCs/>
         </w:rPr>
-        <w:t xml:space="preserve">1. A. Dev's — it is below the exact 92, so it will not promise the operator more room than the wheel has</w:t>
+        <w:t xml:space="preserve">1. C. Dev's — it is below the exact 92, so it will not promise the operator more room than the wheel has</w:t>
       </w:r>
     </w:p>
     <w:p>
@@ -890,7 +835,7 @@
           <w:b/>
           <w:bCs/>
         </w:rPr>
-        <w:t xml:space="preserve">2. A. Always — each factor got bigger, so the product cannot get smaller</w:t>
+        <w:t xml:space="preserve">2. D. Always — each factor got bigger, so the product cannot get smaller</w:t>
       </w:r>
     </w:p>
     <w:p>
@@ -934,7 +879,7 @@
           <w:b/>
           <w:bCs/>
         </w:rPr>
-        <w:t xml:space="preserve">4. A. 39.25 × 2</w:t>
+        <w:t xml:space="preserve">4. B. 39.25 × 2</w:t>
       </w:r>
     </w:p>
     <w:p>
@@ -966,7 +911,7 @@
           <w:b/>
           <w:bCs/>
         </w:rPr>
-        <w:t xml:space="preserve">5. A. About 468</w:t>
+        <w:t xml:space="preserve">5. C. About 468</w:t>
       </w:r>
     </w:p>
     <w:p>
@@ -999,38 +944,6 @@
           <w:bCs/>
         </w:rPr>
         <w:t xml:space="preserve">6. Open response — answers will vary.</w:t>
-      </w:r>
-    </w:p>
-    <w:p>
-      <w:pPr>
-        <w:spacing w:after="40" w:before="0"/>
-      </w:pPr>
-      <w:r>
-        <w:rPr>
-          <w:b/>
-          <w:bCs/>
-        </w:rPr>
-        <w:t xml:space="preserve">7. A. Everyone is a doer of math, and we do it in different ways</w:t>
-      </w:r>
-    </w:p>
-    <w:p>
-      <w:pPr>
-        <w:spacing w:after="20" w:before="0"/>
-      </w:pPr>
-      <w:r>
-        <w:t xml:space="preserve">     The lesson's whole point is that everyone already does math, differently, and sharing those differences helps everyone.</w:t>
-      </w:r>
-    </w:p>
-    <w:p>
-      <w:pPr>
-        <w:spacing w:after="80" w:before="0"/>
-      </w:pPr>
-      <w:r>
-        <w:rPr>
-          <w:i/>
-          <w:iCs/>
-        </w:rPr>
-        <w:t xml:space="preserve">     Watch for: Believing that 'doing math' only counts when it happens on paper in a classroom.</w:t>
       </w:r>
     </w:p>
     <w:sectPr>
@@ -1219,7 +1132,14 @@
 <file path=word/styles.xml><?xml version="1.0" encoding="utf-8"?>
 <w:styles xmlns:mc="http://schemas.openxmlformats.org/markup-compatibility/2006" xmlns:r="http://schemas.openxmlformats.org/officeDocument/2006/relationships" xmlns:w="http://schemas.openxmlformats.org/wordprocessingml/2006/main" xmlns:w14="http://schemas.microsoft.com/office/word/2010/wordml" xmlns:w15="http://schemas.microsoft.com/office/word/2012/wordml" mc:Ignorable="w14 w15">
   <w:docDefaults>
-    <w:rPrDefault/>
+    <w:rPrDefault>
+      <w:rPr>
+        <w:rFonts w:ascii="Arial" w:cs="Arial" w:eastAsia="Arial" w:hAnsi="Arial"/>
+        <w:sz w:val="22"/>
+        <w:szCs w:val="22"/>
+        <w:lang w:val="en-US"/>
+      </w:rPr>
+    </w:rPrDefault>
     <w:pPrDefault/>
   </w:docDefaults>
   <w:style w:type="paragraph" w:styleId="Title">
@@ -1237,10 +1157,16 @@
     <w:basedOn w:val="Normal"/>
     <w:next w:val="Normal"/>
     <w:qFormat/>
-    <w:rPr>
-      <w:color w:val="2E74B5"/>
-      <w:sz w:val="32"/>
-      <w:szCs w:val="32"/>
+    <w:pPr>
+      <w:keepNext/>
+    </w:pPr>
+    <w:rPr>
+      <w:rFonts w:ascii="Arial" w:cs="Arial" w:eastAsia="Arial" w:hAnsi="Arial"/>
+      <w:b/>
+      <w:bCs/>
+      <w:color w:val="183E56"/>
+      <w:sz w:val="34"/>
+      <w:szCs w:val="34"/>
     </w:rPr>
   </w:style>
   <w:style w:type="paragraph" w:styleId="Heading2">
@@ -1248,8 +1174,14 @@
     <w:basedOn w:val="Normal"/>
     <w:next w:val="Normal"/>
     <w:qFormat/>
-    <w:rPr>
-      <w:color w:val="2E74B5"/>
+    <w:pPr>
+      <w:keepNext/>
+    </w:pPr>
+    <w:rPr>
+      <w:rFonts w:ascii="Arial" w:cs="Arial" w:eastAsia="Arial" w:hAnsi="Arial"/>
+      <w:b/>
+      <w:bCs/>
+      <w:color w:val="176B70"/>
       <w:sz w:val="26"/>
       <w:szCs w:val="26"/>
     </w:rPr>

--- a/lessons/1-1-group2/homework.docx
+++ b/lessons/1-1-group2/homework.docx
@@ -776,176 +776,6 @@
         <w:t xml:space="preserve">______________________________________________________________________</w:t>
       </w:r>
     </w:p>
-    <w:p>
-      <w:r>
-        <w:br w:type="page"/>
-      </w:r>
-    </w:p>
-    <w:p>
-      <w:pPr>
-        <w:pStyle w:val="Heading1"/>
-        <w:spacing w:after="120"/>
-      </w:pPr>
-      <w:r>
-        <w:rPr>
-          <w:b/>
-          <w:bCs/>
-        </w:rPr>
-        <w:t xml:space="preserve">Answer Key (Teacher)</w:t>
-      </w:r>
-    </w:p>
-    <w:p>
-      <w:pPr>
-        <w:spacing w:after="40" w:before="0"/>
-      </w:pPr>
-      <w:r>
-        <w:rPr>
-          <w:b/>
-          <w:bCs/>
-        </w:rPr>
-        <w:t xml:space="preserve">1. C. Dev's — it is below the exact 92, so it will not promise the operator more room than the wheel has</w:t>
-      </w:r>
-    </w:p>
-    <w:p>
-      <w:pPr>
-        <w:spacing w:after="20" w:before="0"/>
-      </w:pPr>
-      <w:r>
-        <w:t xml:space="preserve">     23 × 4 = 92, so one turn cannot clear 95. Dev's 80 is low and keeps the operator honest; Priya's 100 is high and would suggest the line clears when it does not. Which direction an estimate errs in matters as much as how close it is.</w:t>
-      </w:r>
-    </w:p>
-    <w:p>
-      <w:pPr>
-        <w:spacing w:after="80" w:before="0"/>
-      </w:pPr>
-      <w:r>
-        <w:rPr>
-          <w:i/>
-          <w:iCs/>
-        </w:rPr>
-        <w:t xml:space="preserve">     Watch for: Believing that 'doing math' only counts when it happens on paper in a classroom.</w:t>
-      </w:r>
-    </w:p>
-    <w:p>
-      <w:pPr>
-        <w:spacing w:after="40" w:before="0"/>
-      </w:pPr>
-      <w:r>
-        <w:rPr>
-          <w:b/>
-          <w:bCs/>
-        </w:rPr>
-        <w:t xml:space="preserve">2. D. Always — each factor got bigger, so the product cannot get smaller</w:t>
-      </w:r>
-    </w:p>
-    <w:p>
-      <w:pPr>
-        <w:spacing w:after="20" w:before="0"/>
-      </w:pPr>
-      <w:r>
-        <w:t xml:space="preserve">     Try to break it and you cannot: 19 × 4 = 76 goes to 20 × 5 = 100; 23 × 4 = 92 goes to 25 × 4 = 100. Making each factor larger can only make the product larger, so an estimate built this way is always at or above the exact answer — which is why it is the wrong move when you must not overpromise.</w:t>
-      </w:r>
-    </w:p>
-    <w:p>
-      <w:pPr>
-        <w:spacing w:after="80" w:before="0"/>
-      </w:pPr>
-      <w:r>
-        <w:rPr>
-          <w:i/>
-          <w:iCs/>
-        </w:rPr>
-        <w:t xml:space="preserve">     Watch for: Believing that 'doing math' only counts when it happens on paper in a classroom.</w:t>
-      </w:r>
-    </w:p>
-    <w:p>
-      <w:pPr>
-        <w:spacing w:after="40" w:before="0"/>
-      </w:pPr>
-      <w:r>
-        <w:rPr>
-          <w:b/>
-          <w:bCs/>
-        </w:rPr>
-        <w:t xml:space="preserve">3. Open response — answers will vary.</w:t>
-      </w:r>
-    </w:p>
-    <w:p>
-      <w:pPr>
-        <w:spacing w:after="40" w:before="0"/>
-      </w:pPr>
-      <w:r>
-        <w:rPr>
-          <w:b/>
-          <w:bCs/>
-        </w:rPr>
-        <w:t xml:space="preserve">4. B. 39.25 × 2</w:t>
-      </w:r>
-    </w:p>
-    <w:p>
-      <w:pPr>
-        <w:spacing w:after="20" w:before="0"/>
-      </w:pPr>
-      <w:r>
-        <w:t xml:space="preserve">     39.25 × 2 = 78.5, so halving and doubling is another way to break the number apart.</w:t>
-      </w:r>
-    </w:p>
-    <w:p>
-      <w:pPr>
-        <w:spacing w:after="80" w:before="0"/>
-      </w:pPr>
-      <w:r>
-        <w:rPr>
-          <w:i/>
-          <w:iCs/>
-        </w:rPr>
-        <w:t xml:space="preserve">     Watch for: Believing that 'doing math' only counts when it happens on paper in a classroom.</w:t>
-      </w:r>
-    </w:p>
-    <w:p>
-      <w:pPr>
-        <w:spacing w:after="40" w:before="0"/>
-      </w:pPr>
-      <w:r>
-        <w:rPr>
-          <w:b/>
-          <w:bCs/>
-        </w:rPr>
-        <w:t xml:space="preserve">5. C. About 468</w:t>
-      </w:r>
-    </w:p>
-    <w:p>
-      <w:pPr>
-        <w:spacing w:after="20" w:before="0"/>
-      </w:pPr>
-      <w:r>
-        <w:t xml:space="preserve">     78 riders on each of 6 turns is 78 × 6 = 468 riders in an hour.</w:t>
-      </w:r>
-    </w:p>
-    <w:p>
-      <w:pPr>
-        <w:spacing w:after="80" w:before="0"/>
-      </w:pPr>
-      <w:r>
-        <w:rPr>
-          <w:i/>
-          <w:iCs/>
-        </w:rPr>
-        <w:t xml:space="preserve">     Watch for: Believing that 'doing math' only counts when it happens on paper in a classroom.</w:t>
-      </w:r>
-    </w:p>
-    <w:p>
-      <w:pPr>
-        <w:spacing w:after="40" w:before="0"/>
-      </w:pPr>
-      <w:r>
-        <w:rPr>
-          <w:b/>
-          <w:bCs/>
-        </w:rPr>
-        <w:t xml:space="preserve">6. Open response — answers will vary.</w:t>
-      </w:r>
-    </w:p>
     <w:sectPr>
       <w:pgSz w:w="11906" w:h="16838" w:orient="portrait"/>
       <w:pgMar w:top="720" w:right="900" w:bottom="720" w:left="900" w:header="708" w:footer="708" w:gutter="0"/>
